--- a/Coding 1 - year/Unit 3 - Conditionals/Daily Lesson Plans/Word/Day 64.docx
+++ b/Coding 1 - year/Unit 3 - Conditionals/Daily Lesson Plans/Word/Day 64.docx
@@ -50,12 +50,15 @@
               </w:rPr>
               <w:t xml:space="preserve">Coding I — Full Year</w:t>
             </w:r>
-          </w:p>
-          <w:p>
-            <w:pPr>
-              <w:spacing w:before="40"/>
-              <w:jc w:val="center"/>
-            </w:pPr>
+            <w:r>
+              <w:rPr>
+                <w:rFonts w:ascii="Arial" w:cs="Arial" w:eastAsia="Arial" w:hAnsi="Arial"/>
+                <w:sz w:val="16"/>
+                <w:szCs w:val="16"/>
+              </w:rPr>
+              <w:br/>
+              <w:t xml:space="preserve"/>
+            </w:r>
             <w:r>
               <w:rPr>
                 <w:rFonts w:ascii="Arial" w:cs="Arial" w:eastAsia="Arial" w:hAnsi="Arial"/>
@@ -83,7 +86,7 @@
           <w:rFonts w:ascii="Arial" w:cs="Arial" w:eastAsia="Arial" w:hAnsi="Arial"/>
           <w:b/>
           <w:bCs/>
-          <w:color w:val="1F3864"/>
+          <w:color w:val="2B5797"/>
           <w:sz w:val="32"/>
           <w:szCs w:val="32"/>
         </w:rPr>
@@ -261,9 +264,9 @@
               <w:right w:val="single" w:color="CCCCCC" w:sz="1"/>
             </w:tcBorders>
             <w:tcMar>
-              <w:top w:type="dxa" w:w="60"/>
+              <w:top w:type="dxa" w:w="80"/>
               <w:left w:type="dxa" w:w="120"/>
-              <w:bottom w:type="dxa" w:w="60"/>
+              <w:bottom w:type="dxa" w:w="80"/>
               <w:right w:type="dxa" w:w="120"/>
             </w:tcMar>
           </w:tcPr>
@@ -290,20 +293,147 @@
               <w:right w:val="single" w:color="CCCCCC" w:sz="1"/>
             </w:tcBorders>
             <w:tcMar>
-              <w:top w:type="dxa" w:w="60"/>
+              <w:top w:type="dxa" w:w="80"/>
               <w:left w:type="dxa" w:w="120"/>
-              <w:bottom w:type="dxa" w:w="60"/>
+              <w:bottom w:type="dxa" w:w="80"/>
               <w:right w:type="dxa" w:w="120"/>
             </w:tcMar>
           </w:tcPr>
           <w:p>
-            <w:r>
-              <w:rPr>
-                <w:rFonts w:ascii="Arial" w:cs="Arial" w:eastAsia="Arial" w:hAnsi="Arial"/>
-                <w:sz w:val="20"/>
-                <w:szCs w:val="20"/>
+            <w:pPr>
+              <w:spacing w:after="80" w:before="80"/>
+            </w:pPr>
+            <w:r>
+              <w:rPr>
+                <w:rFonts w:ascii="Arial" w:cs="Arial" w:eastAsia="Arial" w:hAnsi="Arial"/>
+                <w:b/>
+                <w:bCs/>
+                <w:i w:val="false"/>
+                <w:iCs w:val="false"/>
+                <w:color w:val="000000"/>
+                <w:sz w:val="22"/>
+                <w:szCs w:val="22"/>
               </w:rPr>
               <w:t xml:space="preserve">Bell Ringer / Review</w:t>
+            </w:r>
+            <w:r>
+              <w:rPr>
+                <w:rFonts w:ascii="Arial" w:cs="Arial" w:eastAsia="Arial" w:hAnsi="Arial"/>
+                <w:sz w:val="20"/>
+                <w:szCs w:val="20"/>
+              </w:rPr>
+              <w:br/>
+              <w:t xml:space="preserve"/>
+            </w:r>
+            <w:r>
+              <w:rPr>
+                <w:rFonts w:ascii="Arial" w:cs="Arial" w:eastAsia="Arial" w:hAnsi="Arial"/>
+                <w:sz w:val="20"/>
+                <w:szCs w:val="20"/>
+              </w:rPr>
+              <w:br/>
+              <w:t xml:space="preserve"/>
+            </w:r>
+            <w:r>
+              <w:rPr>
+                <w:rFonts w:ascii="Arial" w:cs="Arial" w:eastAsia="Arial" w:hAnsi="Arial"/>
+                <w:b/>
+                <w:bCs/>
+                <w:i w:val="false"/>
+                <w:iCs w:val="false"/>
+                <w:color w:val="000000"/>
+                <w:sz w:val="20"/>
+                <w:szCs w:val="20"/>
+              </w:rPr>
+              <w:t xml:space="preserve">Quick Write </w:t>
+            </w:r>
+            <w:r>
+              <w:rPr>
+                <w:rFonts w:ascii="Arial" w:cs="Arial" w:eastAsia="Arial" w:hAnsi="Arial"/>
+                <w:b w:val="false"/>
+                <w:bCs w:val="false"/>
+                <w:i w:val="false"/>
+                <w:iCs w:val="false"/>
+                <w:color w:val="000000"/>
+                <w:sz w:val="20"/>
+                <w:szCs w:val="20"/>
+              </w:rPr>
+              <w:t xml:space="preserve">(3 min — written or verbal):</w:t>
+            </w:r>
+            <w:r>
+              <w:rPr>
+                <w:rFonts w:ascii="Arial" w:cs="Arial" w:eastAsia="Arial" w:hAnsi="Arial"/>
+                <w:sz w:val="20"/>
+                <w:szCs w:val="20"/>
+              </w:rPr>
+              <w:br/>
+              <w:t xml:space="preserve"/>
+            </w:r>
+            <w:r>
+              <w:rPr>
+                <w:rFonts w:ascii="Arial" w:cs="Arial" w:eastAsia="Arial" w:hAnsi="Arial"/>
+                <w:b w:val="false"/>
+                <w:bCs w:val="false"/>
+                <w:i w:val="false"/>
+                <w:iCs w:val="false"/>
+                <w:color w:val="000000"/>
+                <w:sz w:val="20"/>
+                <w:szCs w:val="20"/>
+              </w:rPr>
+              <w:t xml:space="preserve">    In your own words: Independently plan and build a complete conditional-based program of my choosing?</w:t>
+            </w:r>
+            <w:r>
+              <w:rPr>
+                <w:rFonts w:ascii="Arial" w:cs="Arial" w:eastAsia="Arial" w:hAnsi="Arial"/>
+                <w:sz w:val="20"/>
+                <w:szCs w:val="20"/>
+              </w:rPr>
+              <w:br/>
+              <w:t xml:space="preserve"/>
+            </w:r>
+            <w:r>
+              <w:rPr>
+                <w:rFonts w:ascii="Arial" w:cs="Arial" w:eastAsia="Arial" w:hAnsi="Arial"/>
+                <w:sz w:val="20"/>
+                <w:szCs w:val="20"/>
+              </w:rPr>
+              <w:br/>
+              <w:t xml:space="preserve"/>
+            </w:r>
+            <w:r>
+              <w:rPr>
+                <w:rFonts w:ascii="Arial" w:cs="Arial" w:eastAsia="Arial" w:hAnsi="Arial"/>
+                <w:b w:val="false"/>
+                <w:bCs w:val="false"/>
+                <w:i/>
+                <w:iCs/>
+                <w:color w:val="444444"/>
+                <w:sz w:val="20"/>
+                <w:szCs w:val="20"/>
+              </w:rPr>
+              <w:t xml:space="preserve">Today's Goal: By the end of class you will be able to independently plan and build a complete conditional-based program of my choosing.</w:t>
+            </w:r>
+            <w:r>
+              <w:rPr>
+                <w:rFonts w:ascii="Arial" w:cs="Arial" w:eastAsia="Arial" w:hAnsi="Arial"/>
+                <w:sz w:val="20"/>
+                <w:szCs w:val="20"/>
+              </w:rPr>
+              <w:br/>
+              <w:t xml:space="preserve"/>
+            </w:r>
+            <w:r>
+              <w:rPr>
+                <w:rFonts w:ascii="Arial" w:cs="Arial" w:eastAsia="Arial" w:hAnsi="Arial"/>
+                <w:b w:val="false"/>
+                <w:bCs w:val="false"/>
+                <w:i/>
+                <w:iCs/>
+                <w:color w:val="555555"/>
+                <w:sz w:val="20"/>
+                <w:szCs w:val="20"/>
+              </w:rPr>
+              <w:t xml:space="preserve">→ Pair-share your response, then 2–3 students share with the class.</w:t>
             </w:r>
           </w:p>
         </w:tc>
@@ -319,9 +449,9 @@
               <w:right w:val="single" w:color="CCCCCC" w:sz="1"/>
             </w:tcBorders>
             <w:tcMar>
-              <w:top w:type="dxa" w:w="60"/>
+              <w:top w:type="dxa" w:w="80"/>
               <w:left w:type="dxa" w:w="120"/>
-              <w:bottom w:type="dxa" w:w="60"/>
+              <w:bottom w:type="dxa" w:w="80"/>
               <w:right w:type="dxa" w:w="120"/>
             </w:tcMar>
           </w:tcPr>
@@ -348,20 +478,164 @@
               <w:right w:val="single" w:color="CCCCCC" w:sz="1"/>
             </w:tcBorders>
             <w:tcMar>
-              <w:top w:type="dxa" w:w="60"/>
+              <w:top w:type="dxa" w:w="80"/>
               <w:left w:type="dxa" w:w="120"/>
-              <w:bottom w:type="dxa" w:w="60"/>
+              <w:bottom w:type="dxa" w:w="80"/>
               <w:right w:type="dxa" w:w="120"/>
             </w:tcMar>
           </w:tcPr>
           <w:p>
-            <w:r>
-              <w:rPr>
-                <w:rFonts w:ascii="Arial" w:cs="Arial" w:eastAsia="Arial" w:hAnsi="Arial"/>
-                <w:sz w:val="20"/>
-                <w:szCs w:val="20"/>
-              </w:rPr>
-              <w:t xml:space="preserve">Mini Lesson: Mini-Project Work Day</w:t>
+            <w:pPr>
+              <w:spacing w:after="80" w:before="80"/>
+            </w:pPr>
+            <w:r>
+              <w:rPr>
+                <w:rFonts w:ascii="Arial" w:cs="Arial" w:eastAsia="Arial" w:hAnsi="Arial"/>
+                <w:b/>
+                <w:bCs/>
+                <w:i w:val="false"/>
+                <w:iCs w:val="false"/>
+                <w:color w:val="000000"/>
+                <w:sz w:val="22"/>
+                <w:szCs w:val="22"/>
+              </w:rPr>
+              <w:t xml:space="preserve">Mini Lesson: </w:t>
+            </w:r>
+            <w:r>
+              <w:rPr>
+                <w:rFonts w:ascii="Arial" w:cs="Arial" w:eastAsia="Arial" w:hAnsi="Arial"/>
+                <w:b w:val="false"/>
+                <w:bCs w:val="false"/>
+                <w:i w:val="false"/>
+                <w:iCs w:val="false"/>
+                <w:color w:val="000000"/>
+                <w:sz w:val="22"/>
+                <w:szCs w:val="22"/>
+              </w:rPr>
+              <w:t xml:space="preserve">Mini-Project Work Day</w:t>
+            </w:r>
+            <w:r>
+              <w:rPr>
+                <w:rFonts w:ascii="Arial" w:cs="Arial" w:eastAsia="Arial" w:hAnsi="Arial"/>
+                <w:sz w:val="20"/>
+                <w:szCs w:val="20"/>
+              </w:rPr>
+              <w:br/>
+              <w:t xml:space="preserve"/>
+            </w:r>
+            <w:r>
+              <w:rPr>
+                <w:rFonts w:ascii="Arial" w:cs="Arial" w:eastAsia="Arial" w:hAnsi="Arial"/>
+                <w:sz w:val="20"/>
+                <w:szCs w:val="20"/>
+              </w:rPr>
+              <w:br/>
+              <w:t xml:space="preserve"/>
+            </w:r>
+            <w:r>
+              <w:rPr>
+                <w:rFonts w:ascii="Arial" w:cs="Arial" w:eastAsia="Arial" w:hAnsi="Arial"/>
+                <w:b/>
+                <w:bCs/>
+                <w:i/>
+                <w:iCs/>
+                <w:color w:val="000000"/>
+                <w:sz w:val="20"/>
+                <w:szCs w:val="20"/>
+              </w:rPr>
+              <w:t xml:space="preserve">Learning Target: </w:t>
+            </w:r>
+            <w:r>
+              <w:rPr>
+                <w:rFonts w:ascii="Arial" w:cs="Arial" w:eastAsia="Arial" w:hAnsi="Arial"/>
+                <w:b w:val="false"/>
+                <w:bCs w:val="false"/>
+                <w:i/>
+                <w:iCs/>
+                <w:color w:val="333333"/>
+                <w:sz w:val="20"/>
+                <w:szCs w:val="20"/>
+              </w:rPr>
+              <w:t xml:space="preserve">I can independently plan and build a complete conditional-based program of my choosing.</w:t>
+            </w:r>
+            <w:r>
+              <w:rPr>
+                <w:rFonts w:ascii="Arial" w:cs="Arial" w:eastAsia="Arial" w:hAnsi="Arial"/>
+                <w:sz w:val="20"/>
+                <w:szCs w:val="20"/>
+              </w:rPr>
+              <w:br/>
+              <w:t xml:space="preserve"/>
+            </w:r>
+            <w:r>
+              <w:rPr>
+                <w:rFonts w:ascii="Arial" w:cs="Arial" w:eastAsia="Arial" w:hAnsi="Arial"/>
+                <w:sz w:val="20"/>
+                <w:szCs w:val="20"/>
+              </w:rPr>
+              <w:br/>
+              <w:t xml:space="preserve"/>
+            </w:r>
+            <w:r>
+              <w:rPr>
+                <w:rFonts w:ascii="Arial" w:cs="Arial" w:eastAsia="Arial" w:hAnsi="Arial"/>
+                <w:b/>
+                <w:bCs/>
+                <w:i/>
+                <w:iCs/>
+                <w:color w:val="555555"/>
+                <w:sz w:val="20"/>
+                <w:szCs w:val="20"/>
+              </w:rPr>
+              <w:t xml:space="preserve">→ Live Demo — </w:t>
+            </w:r>
+            <w:r>
+              <w:rPr>
+                <w:rFonts w:ascii="Arial" w:cs="Arial" w:eastAsia="Arial" w:hAnsi="Arial"/>
+                <w:b w:val="false"/>
+                <w:bCs w:val="false"/>
+                <w:i/>
+                <w:iCs/>
+                <w:color w:val="555555"/>
+                <w:sz w:val="20"/>
+                <w:szCs w:val="20"/>
+              </w:rPr>
+              <w:t xml:space="preserve">type examples as students follow along in their own editor.</w:t>
+            </w:r>
+            <w:r>
+              <w:rPr>
+                <w:rFonts w:ascii="Arial" w:cs="Arial" w:eastAsia="Arial" w:hAnsi="Arial"/>
+                <w:sz w:val="20"/>
+                <w:szCs w:val="20"/>
+              </w:rPr>
+              <w:br/>
+              <w:t xml:space="preserve"/>
+            </w:r>
+            <w:r>
+              <w:rPr>
+                <w:rFonts w:ascii="Arial" w:cs="Arial" w:eastAsia="Arial" w:hAnsi="Arial"/>
+                <w:b/>
+                <w:bCs/>
+                <w:i/>
+                <w:iCs/>
+                <w:color w:val="555555"/>
+                <w:sz w:val="20"/>
+                <w:szCs w:val="20"/>
+              </w:rPr>
+              <w:t xml:space="preserve">→ Check for Understanding: </w:t>
+            </w:r>
+            <w:r>
+              <w:rPr>
+                <w:rFonts w:ascii="Arial" w:cs="Arial" w:eastAsia="Arial" w:hAnsi="Arial"/>
+                <w:b w:val="false"/>
+                <w:bCs w:val="false"/>
+                <w:i/>
+                <w:iCs/>
+                <w:color w:val="555555"/>
+                <w:sz w:val="20"/>
+                <w:szCs w:val="20"/>
+              </w:rPr>
+              <w:t xml:space="preserve">pause and cold-call: “Can someone explain what we just did in their own words?”</w:t>
             </w:r>
           </w:p>
         </w:tc>
@@ -377,9 +651,9 @@
               <w:right w:val="single" w:color="CCCCCC" w:sz="1"/>
             </w:tcBorders>
             <w:tcMar>
-              <w:top w:type="dxa" w:w="60"/>
+              <w:top w:type="dxa" w:w="80"/>
               <w:left w:type="dxa" w:w="120"/>
-              <w:bottom w:type="dxa" w:w="60"/>
+              <w:bottom w:type="dxa" w:w="80"/>
               <w:right w:type="dxa" w:w="120"/>
             </w:tcMar>
           </w:tcPr>
@@ -392,7 +666,7 @@
                 <w:sz w:val="20"/>
                 <w:szCs w:val="20"/>
               </w:rPr>
-              <w:t xml:space="preserve">15-20 min</w:t>
+              <w:t xml:space="preserve">15–20 min</w:t>
             </w:r>
           </w:p>
         </w:tc>
@@ -406,20 +680,81 @@
               <w:right w:val="single" w:color="CCCCCC" w:sz="1"/>
             </w:tcBorders>
             <w:tcMar>
-              <w:top w:type="dxa" w:w="60"/>
+              <w:top w:type="dxa" w:w="80"/>
               <w:left w:type="dxa" w:w="120"/>
-              <w:bottom w:type="dxa" w:w="60"/>
+              <w:bottom w:type="dxa" w:w="80"/>
               <w:right w:type="dxa" w:w="120"/>
             </w:tcMar>
           </w:tcPr>
           <w:p>
-            <w:r>
-              <w:rPr>
-                <w:rFonts w:ascii="Arial" w:cs="Arial" w:eastAsia="Arial" w:hAnsi="Arial"/>
-                <w:sz w:val="20"/>
-                <w:szCs w:val="20"/>
+            <w:pPr>
+              <w:spacing w:after="80" w:before="80"/>
+            </w:pPr>
+            <w:r>
+              <w:rPr>
+                <w:rFonts w:ascii="Arial" w:cs="Arial" w:eastAsia="Arial" w:hAnsi="Arial"/>
+                <w:b/>
+                <w:bCs/>
+                <w:i w:val="false"/>
+                <w:iCs w:val="false"/>
+                <w:color w:val="000000"/>
+                <w:sz w:val="22"/>
+                <w:szCs w:val="22"/>
               </w:rPr>
               <w:t xml:space="preserve">Independent Practice / Code Along</w:t>
+            </w:r>
+            <w:r>
+              <w:rPr>
+                <w:rFonts w:ascii="Arial" w:cs="Arial" w:eastAsia="Arial" w:hAnsi="Arial"/>
+                <w:sz w:val="20"/>
+                <w:szCs w:val="20"/>
+              </w:rPr>
+              <w:br/>
+              <w:t xml:space="preserve"/>
+            </w:r>
+            <w:r>
+              <w:rPr>
+                <w:rFonts w:ascii="Arial" w:cs="Arial" w:eastAsia="Arial" w:hAnsi="Arial"/>
+                <w:b w:val="false"/>
+                <w:bCs w:val="false"/>
+                <w:i w:val="false"/>
+                <w:iCs w:val="false"/>
+                <w:color w:val="000000"/>
+                <w:sz w:val="20"/>
+                <w:szCs w:val="20"/>
+              </w:rPr>
+              <w:t xml:space="preserve">    Work through problems from the day's exercise set.</w:t>
+            </w:r>
+            <w:r>
+              <w:rPr>
+                <w:rFonts w:ascii="Arial" w:cs="Arial" w:eastAsia="Arial" w:hAnsi="Arial"/>
+                <w:sz w:val="20"/>
+                <w:szCs w:val="20"/>
+              </w:rPr>
+              <w:br/>
+              <w:t xml:space="preserve"/>
+            </w:r>
+            <w:r>
+              <w:rPr>
+                <w:rFonts w:ascii="Arial" w:cs="Arial" w:eastAsia="Arial" w:hAnsi="Arial"/>
+                <w:sz w:val="20"/>
+                <w:szCs w:val="20"/>
+              </w:rPr>
+              <w:br/>
+              <w:t xml:space="preserve"/>
+            </w:r>
+            <w:r>
+              <w:rPr>
+                <w:rFonts w:ascii="Arial" w:cs="Arial" w:eastAsia="Arial" w:hAnsi="Arial"/>
+                <w:b w:val="false"/>
+                <w:bCs w:val="false"/>
+                <w:i/>
+                <w:iCs/>
+                <w:color w:val="555555"/>
+                <w:sz w:val="20"/>
+                <w:szCs w:val="20"/>
+              </w:rPr>
+              <w:t xml:space="preserve">→ Teacher circulates — offer hints, check for understanding.</w:t>
             </w:r>
           </w:p>
         </w:tc>
@@ -435,9 +770,9 @@
               <w:right w:val="single" w:color="CCCCCC" w:sz="1"/>
             </w:tcBorders>
             <w:tcMar>
-              <w:top w:type="dxa" w:w="60"/>
+              <w:top w:type="dxa" w:w="80"/>
               <w:left w:type="dxa" w:w="120"/>
-              <w:bottom w:type="dxa" w:w="60"/>
+              <w:bottom w:type="dxa" w:w="80"/>
               <w:right w:type="dxa" w:w="120"/>
             </w:tcMar>
           </w:tcPr>
@@ -464,20 +799,90 @@
               <w:right w:val="single" w:color="CCCCCC" w:sz="1"/>
             </w:tcBorders>
             <w:tcMar>
-              <w:top w:type="dxa" w:w="60"/>
+              <w:top w:type="dxa" w:w="80"/>
               <w:left w:type="dxa" w:w="120"/>
-              <w:bottom w:type="dxa" w:w="60"/>
+              <w:bottom w:type="dxa" w:w="80"/>
               <w:right w:type="dxa" w:w="120"/>
             </w:tcMar>
           </w:tcPr>
           <w:p>
-            <w:r>
-              <w:rPr>
-                <w:rFonts w:ascii="Arial" w:cs="Arial" w:eastAsia="Arial" w:hAnsi="Arial"/>
-                <w:sz w:val="20"/>
-                <w:szCs w:val="20"/>
+            <w:pPr>
+              <w:spacing w:after="80" w:before="80"/>
+            </w:pPr>
+            <w:r>
+              <w:rPr>
+                <w:rFonts w:ascii="Arial" w:cs="Arial" w:eastAsia="Arial" w:hAnsi="Arial"/>
+                <w:b/>
+                <w:bCs/>
+                <w:i w:val="false"/>
+                <w:iCs w:val="false"/>
+                <w:color w:val="000000"/>
+                <w:sz w:val="22"/>
+                <w:szCs w:val="22"/>
               </w:rPr>
               <w:t xml:space="preserve">Exit Ticket / Wrap-Up</w:t>
+            </w:r>
+            <w:r>
+              <w:rPr>
+                <w:rFonts w:ascii="Arial" w:cs="Arial" w:eastAsia="Arial" w:hAnsi="Arial"/>
+                <w:sz w:val="20"/>
+                <w:szCs w:val="20"/>
+              </w:rPr>
+              <w:br/>
+              <w:t xml:space="preserve"/>
+            </w:r>
+            <w:r>
+              <w:rPr>
+                <w:rFonts w:ascii="Arial" w:cs="Arial" w:eastAsia="Arial" w:hAnsi="Arial"/>
+                <w:sz w:val="20"/>
+                <w:szCs w:val="20"/>
+              </w:rPr>
+              <w:br/>
+              <w:t xml:space="preserve"/>
+            </w:r>
+            <w:r>
+              <w:rPr>
+                <w:rFonts w:ascii="Arial" w:cs="Arial" w:eastAsia="Arial" w:hAnsi="Arial"/>
+                <w:b w:val="false"/>
+                <w:bCs w:val="false"/>
+                <w:i w:val="false"/>
+                <w:iCs w:val="false"/>
+                <w:color w:val="000000"/>
+                <w:sz w:val="20"/>
+                <w:szCs w:val="20"/>
+              </w:rPr>
+              <w:t xml:space="preserve">Quick Check: Independently plan and build a complete conditional-based program of my choosing?</w:t>
+            </w:r>
+            <w:r>
+              <w:rPr>
+                <w:rFonts w:ascii="Arial" w:cs="Arial" w:eastAsia="Arial" w:hAnsi="Arial"/>
+                <w:sz w:val="20"/>
+                <w:szCs w:val="20"/>
+              </w:rPr>
+              <w:br/>
+              <w:t xml:space="preserve"/>
+            </w:r>
+            <w:r>
+              <w:rPr>
+                <w:rFonts w:ascii="Arial" w:cs="Arial" w:eastAsia="Arial" w:hAnsi="Arial"/>
+                <w:sz w:val="20"/>
+                <w:szCs w:val="20"/>
+              </w:rPr>
+              <w:br/>
+              <w:t xml:space="preserve"/>
+            </w:r>
+            <w:r>
+              <w:rPr>
+                <w:rFonts w:ascii="Arial" w:cs="Arial" w:eastAsia="Arial" w:hAnsi="Arial"/>
+                <w:b w:val="false"/>
+                <w:bCs w:val="false"/>
+                <w:i/>
+                <w:iCs/>
+                <w:color w:val="555555"/>
+                <w:sz w:val="20"/>
+                <w:szCs w:val="20"/>
+              </w:rPr>
+              <w:t xml:space="preserve">→ 3–2–1: Name 3 things learned, 2 new vocab words, 1 question you still have.</w:t>
             </w:r>
           </w:p>
         </w:tc>
@@ -550,71 +955,6 @@
                 <w:sz w:val="18"/>
                 <w:szCs w:val="18"/>
               </w:rPr>
-              <w:t xml:space="preserve"># PROJECT TITLE</w:t>
-            </w:r>
-          </w:p>
-          <w:p>
-            <w:pPr>
-              <w:spacing w:after="20"/>
-            </w:pPr>
-            <w:r>
-              <w:rPr>
-                <w:rFonts w:ascii="Courier New" w:cs="Courier New" w:eastAsia="Courier New" w:hAnsi="Courier New"/>
-                <w:sz w:val="18"/>
-                <w:szCs w:val="18"/>
-              </w:rPr>
-              <w:t xml:space="preserve"># Description: What does your program do?</w:t>
-            </w:r>
-          </w:p>
-          <w:p>
-            <w:pPr>
-              <w:spacing w:after="20"/>
-            </w:pPr>
-            <w:r>
-              <w:rPr>
-                <w:rFonts w:ascii="Courier New" w:cs="Courier New" w:eastAsia="Courier New" w:hAnsi="Courier New"/>
-                <w:sz w:val="18"/>
-                <w:szCs w:val="18"/>
-              </w:rPr>
-              <w:t xml:space="preserve"> </w:t>
-            </w:r>
-          </w:p>
-          <w:p>
-            <w:pPr>
-              <w:spacing w:after="20"/>
-            </w:pPr>
-            <w:r>
-              <w:rPr>
-                <w:rFonts w:ascii="Courier New" w:cs="Courier New" w:eastAsia="Courier New" w:hAnsi="Courier New"/>
-                <w:sz w:val="18"/>
-                <w:szCs w:val="18"/>
-              </w:rPr>
-              <w:t xml:space="preserve"># [Your program here]</w:t>
-            </w:r>
-          </w:p>
-          <w:p>
-            <w:pPr>
-              <w:spacing w:after="20"/>
-            </w:pPr>
-            <w:r>
-              <w:rPr>
-                <w:rFonts w:ascii="Courier New" w:cs="Courier New" w:eastAsia="Courier New" w:hAnsi="Courier New"/>
-                <w:sz w:val="18"/>
-                <w:szCs w:val="18"/>
-              </w:rPr>
-              <w:t xml:space="preserve"> </w:t>
-            </w:r>
-          </w:p>
-          <w:p>
-            <w:pPr>
-              <w:spacing w:after="20"/>
-            </w:pPr>
-            <w:r>
-              <w:rPr>
-                <w:rFonts w:ascii="Courier New" w:cs="Courier New" w:eastAsia="Courier New" w:hAnsi="Courier New"/>
-                <w:sz w:val="18"/>
-                <w:szCs w:val="18"/>
-              </w:rPr>
               <w:t xml:space="preserve">print("Program complete!")</w:t>
             </w:r>
           </w:p>
@@ -695,7 +1035,7 @@
                 <w:sz w:val="18"/>
                 <w:szCs w:val="18"/>
               </w:rPr>
-              <w:t xml:space="preserve"># Get preferences</w:t>
+              <w:t xml:space="preserve"> </w:t>
             </w:r>
           </w:p>
           <w:p>
@@ -760,7 +1100,7 @@
                 <w:sz w:val="18"/>
                 <w:szCs w:val="18"/>
               </w:rPr>
-              <w:t xml:space="preserve"># Determine recommendation</w:t>
+              <w:t xml:space="preserve"> </w:t>
             </w:r>
           </w:p>
           <w:p>
@@ -1061,7 +1401,7 @@
                 <w:sz w:val="18"/>
                 <w:szCs w:val="18"/>
               </w:rPr>
-              <w:t xml:space="preserve"># Calculate advice</w:t>
+              <w:t xml:space="preserve"> </w:t>
             </w:r>
           </w:p>
           <w:p>
@@ -1375,7 +1715,7 @@
                 <w:sz w:val="18"/>
                 <w:szCs w:val="18"/>
               </w:rPr>
-              <w:t xml:space="preserve"># Get preferences</w:t>
+              <w:t xml:space="preserve"> </w:t>
             </w:r>
           </w:p>
           <w:p>
@@ -1440,7 +1780,7 @@
                 <w:sz w:val="18"/>
                 <w:szCs w:val="18"/>
               </w:rPr>
-              <w:t xml:space="preserve"># Recommend console</w:t>
+              <w:t xml:space="preserve"> </w:t>
             </w:r>
           </w:p>
           <w:p>

--- a/Coding 1 - year/Unit 3 - Conditionals/Daily Lesson Plans/Word/Day 64.docx
+++ b/Coding 1 - year/Unit 3 - Conditionals/Daily Lesson Plans/Word/Day 64.docx
@@ -380,7 +380,7 @@
                 <w:sz w:val="20"/>
                 <w:szCs w:val="20"/>
               </w:rPr>
-              <w:t xml:space="preserve">    In your own words: Independently plan and build a complete conditional-based program of my choosing?</w:t>
+              <w:t xml:space="preserve">    Think about Mini-Project Work Day. Where might you use this in a real project, and why would it matter?</w:t>
             </w:r>
             <w:r>
               <w:rPr>
@@ -411,7 +411,7 @@
                 <w:sz w:val="20"/>
                 <w:szCs w:val="20"/>
               </w:rPr>
-              <w:t xml:space="preserve">Today's Goal: By the end of class you will be able to independently plan and build a complete conditional-based program of my choosing.</w:t>
+              <w:t xml:space="preserve">Today’s Goal: By the end of class you will be able to independently plan and build a complete conditional-based program of my choosing.</w:t>
             </w:r>
             <w:r>
               <w:rPr>
@@ -851,7 +851,7 @@
                 <w:sz w:val="20"/>
                 <w:szCs w:val="20"/>
               </w:rPr>
-              <w:t xml:space="preserve">Quick Check: Independently plan and build a complete conditional-based program of my choosing?</w:t>
+              <w:t xml:space="preserve">What is one important thing you learned about Mini-Project Work Day today? How would you explain it to someone?</w:t>
             </w:r>
             <w:r>
               <w:rPr>

--- a/Coding 1 - year/Unit 3 - Conditionals/Daily Lesson Plans/Word/Day 64.docx
+++ b/Coding 1 - year/Unit 3 - Conditionals/Daily Lesson Plans/Word/Day 64.docx
@@ -579,6 +579,222 @@
             <w:r>
               <w:rPr>
                 <w:rFonts w:ascii="Arial" w:cs="Arial" w:eastAsia="Arial" w:hAnsi="Arial"/>
+                <w:b w:val="false"/>
+                <w:bCs w:val="false"/>
+                <w:i w:val="false"/>
+                <w:iCs w:val="false"/>
+                <w:color w:val="000000"/>
+                <w:sz w:val="20"/>
+                <w:szCs w:val="20"/>
+              </w:rPr>
+              <w:t xml:space="preserve">Today you'll create your own program that demonstrates mastery of conditionals. You have flexibility in topic—choose something that interests you!</w:t>
+            </w:r>
+            <w:r>
+              <w:rPr>
+                <w:rFonts w:ascii="Arial" w:cs="Arial" w:eastAsia="Arial" w:hAnsi="Arial"/>
+                <w:sz w:val="20"/>
+                <w:szCs w:val="20"/>
+              </w:rPr>
+              <w:br/>
+              <w:t xml:space="preserve"/>
+            </w:r>
+            <w:r>
+              <w:rPr>
+                <w:rFonts w:ascii="Arial" w:cs="Arial" w:eastAsia="Arial" w:hAnsi="Arial"/>
+                <w:b w:val="false"/>
+                <w:bCs w:val="false"/>
+                <w:i w:val="false"/>
+                <w:iCs w:val="false"/>
+                <w:color w:val="000000"/>
+                <w:sz w:val="20"/>
+                <w:szCs w:val="20"/>
+              </w:rPr>
+              <w:t xml:space="preserve">By completing this project, you demonstrate:</w:t>
+            </w:r>
+            <w:r>
+              <w:rPr>
+                <w:rFonts w:ascii="Arial" w:cs="Arial" w:eastAsia="Arial" w:hAnsi="Arial"/>
+                <w:sz w:val="20"/>
+                <w:szCs w:val="20"/>
+              </w:rPr>
+              <w:br/>
+              <w:t xml:space="preserve"/>
+            </w:r>
+            <w:r>
+              <w:rPr>
+                <w:rFonts w:ascii="Arial" w:cs="Arial" w:eastAsia="Arial" w:hAnsi="Arial"/>
+                <w:sz w:val="20"/>
+                <w:szCs w:val="20"/>
+              </w:rPr>
+              <w:br/>
+              <w:t xml:space="preserve"/>
+            </w:r>
+            <w:r>
+              <w:rPr>
+                <w:rFonts w:ascii="Arial" w:cs="Arial" w:eastAsia="Arial" w:hAnsi="Arial"/>
+                <w:b/>
+                <w:bCs/>
+                <w:i w:val="false"/>
+                <w:iCs w:val="false"/>
+                <w:color w:val="000000"/>
+                <w:sz w:val="20"/>
+                <w:szCs w:val="20"/>
+              </w:rPr>
+              <w:t xml:space="preserve">Key Concepts:</w:t>
+            </w:r>
+            <w:r>
+              <w:rPr>
+                <w:rFonts w:ascii="Arial" w:cs="Arial" w:eastAsia="Arial" w:hAnsi="Arial"/>
+                <w:sz w:val="20"/>
+                <w:szCs w:val="20"/>
+              </w:rPr>
+              <w:br/>
+              <w:t xml:space="preserve"/>
+            </w:r>
+            <w:r>
+              <w:rPr>
+                <w:rFonts w:ascii="Arial" w:cs="Arial" w:eastAsia="Arial" w:hAnsi="Arial"/>
+                <w:b w:val="false"/>
+                <w:bCs w:val="false"/>
+                <w:i w:val="false"/>
+                <w:iCs w:val="false"/>
+                <w:color w:val="000000"/>
+                <w:sz w:val="20"/>
+                <w:szCs w:val="20"/>
+              </w:rPr>
+              <w:t xml:space="preserve">    • [ ] Understanding of conditional logic</w:t>
+            </w:r>
+            <w:r>
+              <w:rPr>
+                <w:rFonts w:ascii="Arial" w:cs="Arial" w:eastAsia="Arial" w:hAnsi="Arial"/>
+                <w:sz w:val="20"/>
+                <w:szCs w:val="20"/>
+              </w:rPr>
+              <w:br/>
+              <w:t xml:space="preserve"/>
+            </w:r>
+            <w:r>
+              <w:rPr>
+                <w:rFonts w:ascii="Arial" w:cs="Arial" w:eastAsia="Arial" w:hAnsi="Arial"/>
+                <w:b w:val="false"/>
+                <w:bCs w:val="false"/>
+                <w:i w:val="false"/>
+                <w:iCs w:val="false"/>
+                <w:color w:val="000000"/>
+                <w:sz w:val="20"/>
+                <w:szCs w:val="20"/>
+              </w:rPr>
+              <w:t xml:space="preserve">    • [ ] Ability to plan program structure</w:t>
+            </w:r>
+            <w:r>
+              <w:rPr>
+                <w:rFonts w:ascii="Arial" w:cs="Arial" w:eastAsia="Arial" w:hAnsi="Arial"/>
+                <w:sz w:val="20"/>
+                <w:szCs w:val="20"/>
+              </w:rPr>
+              <w:br/>
+              <w:t xml:space="preserve"/>
+            </w:r>
+            <w:r>
+              <w:rPr>
+                <w:rFonts w:ascii="Arial" w:cs="Arial" w:eastAsia="Arial" w:hAnsi="Arial"/>
+                <w:b w:val="false"/>
+                <w:bCs w:val="false"/>
+                <w:i w:val="false"/>
+                <w:iCs w:val="false"/>
+                <w:color w:val="000000"/>
+                <w:sz w:val="20"/>
+                <w:szCs w:val="20"/>
+              </w:rPr>
+              <w:t xml:space="preserve">    • [ ] Input/output handling</w:t>
+            </w:r>
+            <w:r>
+              <w:rPr>
+                <w:rFonts w:ascii="Arial" w:cs="Arial" w:eastAsia="Arial" w:hAnsi="Arial"/>
+                <w:sz w:val="20"/>
+                <w:szCs w:val="20"/>
+              </w:rPr>
+              <w:br/>
+              <w:t xml:space="preserve"/>
+            </w:r>
+            <w:r>
+              <w:rPr>
+                <w:rFonts w:ascii="Arial" w:cs="Arial" w:eastAsia="Arial" w:hAnsi="Arial"/>
+                <w:b w:val="false"/>
+                <w:bCs w:val="false"/>
+                <w:i w:val="false"/>
+                <w:iCs w:val="false"/>
+                <w:color w:val="000000"/>
+                <w:sz w:val="20"/>
+                <w:szCs w:val="20"/>
+              </w:rPr>
+              <w:t xml:space="preserve">    • [ ] Error handling</w:t>
+            </w:r>
+            <w:r>
+              <w:rPr>
+                <w:rFonts w:ascii="Arial" w:cs="Arial" w:eastAsia="Arial" w:hAnsi="Arial"/>
+                <w:sz w:val="20"/>
+                <w:szCs w:val="20"/>
+              </w:rPr>
+              <w:br/>
+              <w:t xml:space="preserve"/>
+            </w:r>
+            <w:r>
+              <w:rPr>
+                <w:rFonts w:ascii="Arial" w:cs="Arial" w:eastAsia="Arial" w:hAnsi="Arial"/>
+                <w:b w:val="false"/>
+                <w:bCs w:val="false"/>
+                <w:i w:val="false"/>
+                <w:iCs w:val="false"/>
+                <w:color w:val="000000"/>
+                <w:sz w:val="20"/>
+                <w:szCs w:val="20"/>
+              </w:rPr>
+              <w:t xml:space="preserve">    • [ ] Code organization and clarity</w:t>
+            </w:r>
+            <w:r>
+              <w:rPr>
+                <w:rFonts w:ascii="Arial" w:cs="Arial" w:eastAsia="Arial" w:hAnsi="Arial"/>
+                <w:sz w:val="20"/>
+                <w:szCs w:val="20"/>
+              </w:rPr>
+              <w:br/>
+              <w:t xml:space="preserve"/>
+            </w:r>
+            <w:r>
+              <w:rPr>
+                <w:rFonts w:ascii="Arial" w:cs="Arial" w:eastAsia="Arial" w:hAnsi="Arial"/>
+                <w:b w:val="false"/>
+                <w:bCs w:val="false"/>
+                <w:i w:val="false"/>
+                <w:iCs w:val="false"/>
+                <w:color w:val="000000"/>
+                <w:sz w:val="20"/>
+                <w:szCs w:val="20"/>
+              </w:rPr>
+              <w:t xml:space="preserve">    • [ ] Independent problem-solving</w:t>
+            </w:r>
+            <w:r>
+              <w:rPr>
+                <w:rFonts w:ascii="Arial" w:cs="Arial" w:eastAsia="Arial" w:hAnsi="Arial"/>
+                <w:sz w:val="20"/>
+                <w:szCs w:val="20"/>
+              </w:rPr>
+              <w:br/>
+              <w:t xml:space="preserve"/>
+            </w:r>
+            <w:r>
+              <w:rPr>
+                <w:rFonts w:ascii="Arial" w:cs="Arial" w:eastAsia="Arial" w:hAnsi="Arial"/>
+                <w:sz w:val="20"/>
+                <w:szCs w:val="20"/>
+              </w:rPr>
+              <w:br/>
+              <w:t xml:space="preserve"/>
+            </w:r>
+            <w:r>
+              <w:rPr>
+                <w:rFonts w:ascii="Arial" w:cs="Arial" w:eastAsia="Arial" w:hAnsi="Arial"/>
                 <w:b/>
                 <w:bCs/>
                 <w:i/>
@@ -666,7 +882,7 @@
                 <w:sz w:val="20"/>
                 <w:szCs w:val="20"/>
               </w:rPr>
-              <w:t xml:space="preserve">15–20 min</w:t>
+              <w:t xml:space="preserve">15 min</w:t>
             </w:r>
           </w:p>
         </w:tc>
@@ -701,7 +917,16 @@
                 <w:sz w:val="22"/>
                 <w:szCs w:val="22"/>
               </w:rPr>
-              <w:t xml:space="preserve">Independent Practice / Code Along</w:t>
+              <w:t xml:space="preserve">Guided Practice</w:t>
+            </w:r>
+            <w:r>
+              <w:rPr>
+                <w:rFonts w:ascii="Arial" w:cs="Arial" w:eastAsia="Arial" w:hAnsi="Arial"/>
+                <w:sz w:val="20"/>
+                <w:szCs w:val="20"/>
+              </w:rPr>
+              <w:br/>
+              <w:t xml:space="preserve"/>
             </w:r>
             <w:r>
               <w:rPr>
@@ -723,7 +948,7 @@
                 <w:sz w:val="20"/>
                 <w:szCs w:val="20"/>
               </w:rPr>
-              <w:t xml:space="preserve">    Work through problems from the day's exercise set.</w:t>
+              <w:t xml:space="preserve">Your project must include:</w:t>
             </w:r>
             <w:r>
               <w:rPr>
@@ -754,7 +979,7 @@
                 <w:sz w:val="20"/>
                 <w:szCs w:val="20"/>
               </w:rPr>
-              <w:t xml:space="preserve">→ Teacher circulates — offer hints, check for understanding.</w:t>
+              <w:t xml:space="preserve">→ Teacher models — students try alongside, then compare results.</w:t>
             </w:r>
           </w:p>
         </w:tc>
@@ -785,7 +1010,7 @@
                 <w:sz w:val="20"/>
                 <w:szCs w:val="20"/>
               </w:rPr>
-              <w:t xml:space="preserve">5 min</w:t>
+              <w:t xml:space="preserve">15–20 min</w:t>
             </w:r>
           </w:p>
         </w:tc>
@@ -820,25 +1045,29 @@
                 <w:sz w:val="22"/>
                 <w:szCs w:val="22"/>
               </w:rPr>
-              <w:t xml:space="preserve">Exit Ticket / Wrap-Up</w:t>
-            </w:r>
-            <w:r>
-              <w:rPr>
-                <w:rFonts w:ascii="Arial" w:cs="Arial" w:eastAsia="Arial" w:hAnsi="Arial"/>
-                <w:sz w:val="20"/>
-                <w:szCs w:val="20"/>
-              </w:rPr>
-              <w:br/>
-              <w:t xml:space="preserve"/>
-            </w:r>
-            <w:r>
-              <w:rPr>
-                <w:rFonts w:ascii="Arial" w:cs="Arial" w:eastAsia="Arial" w:hAnsi="Arial"/>
-                <w:sz w:val="20"/>
-                <w:szCs w:val="20"/>
-              </w:rPr>
-              <w:br/>
-              <w:t xml:space="preserve"/>
+              <w:t xml:space="preserve">Independent Practice / Code Along</w:t>
+            </w:r>
+            <w:r>
+              <w:rPr>
+                <w:rFonts w:ascii="Arial" w:cs="Arial" w:eastAsia="Arial" w:hAnsi="Arial"/>
+                <w:sz w:val="20"/>
+                <w:szCs w:val="20"/>
+              </w:rPr>
+              <w:br/>
+              <w:t xml:space="preserve"/>
+            </w:r>
+            <w:r>
+              <w:rPr>
+                <w:rFonts w:ascii="Arial" w:cs="Arial" w:eastAsia="Arial" w:hAnsi="Arial"/>
+                <w:b/>
+                <w:bCs/>
+                <w:i w:val="false"/>
+                <w:iCs w:val="false"/>
+                <w:color w:val="000000"/>
+                <w:sz w:val="20"/>
+                <w:szCs w:val="20"/>
+              </w:rPr>
+              <w:t xml:space="preserve">    Beginner: </w:t>
             </w:r>
             <w:r>
               <w:rPr>
@@ -851,7 +1080,77 @@
                 <w:sz w:val="20"/>
                 <w:szCs w:val="20"/>
               </w:rPr>
-              <w:t xml:space="preserve">What is one important thing you learned about Mini-Project Work Day today? How would you explain it to someone?</w:t>
+              <w:t xml:space="preserve">Triangle Validator: Determine if sides form valid triangle, classify type</w:t>
+            </w:r>
+            <w:r>
+              <w:rPr>
+                <w:rFonts w:ascii="Arial" w:cs="Arial" w:eastAsia="Arial" w:hAnsi="Arial"/>
+                <w:sz w:val="20"/>
+                <w:szCs w:val="20"/>
+              </w:rPr>
+              <w:br/>
+              <w:t xml:space="preserve"/>
+            </w:r>
+            <w:r>
+              <w:rPr>
+                <w:rFonts w:ascii="Arial" w:cs="Arial" w:eastAsia="Arial" w:hAnsi="Arial"/>
+                <w:b/>
+                <w:bCs/>
+                <w:i w:val="false"/>
+                <w:iCs w:val="false"/>
+                <w:color w:val="000000"/>
+                <w:sz w:val="20"/>
+                <w:szCs w:val="20"/>
+              </w:rPr>
+              <w:t xml:space="preserve">    Intermediate: </w:t>
+            </w:r>
+            <w:r>
+              <w:rPr>
+                <w:rFonts w:ascii="Arial" w:cs="Arial" w:eastAsia="Arial" w:hAnsi="Arial"/>
+                <w:b w:val="false"/>
+                <w:bCs w:val="false"/>
+                <w:i w:val="false"/>
+                <w:iCs w:val="false"/>
+                <w:color w:val="000000"/>
+                <w:sz w:val="20"/>
+                <w:szCs w:val="20"/>
+              </w:rPr>
+              <w:t xml:space="preserve">Number Analyzer: Check if prime, perfect, abundant, etc.</w:t>
+            </w:r>
+            <w:r>
+              <w:rPr>
+                <w:rFonts w:ascii="Arial" w:cs="Arial" w:eastAsia="Arial" w:hAnsi="Arial"/>
+                <w:sz w:val="20"/>
+                <w:szCs w:val="20"/>
+              </w:rPr>
+              <w:br/>
+              <w:t xml:space="preserve"/>
+            </w:r>
+            <w:r>
+              <w:rPr>
+                <w:rFonts w:ascii="Arial" w:cs="Arial" w:eastAsia="Arial" w:hAnsi="Arial"/>
+                <w:b/>
+                <w:bCs/>
+                <w:i w:val="false"/>
+                <w:iCs w:val="false"/>
+                <w:color w:val="000000"/>
+                <w:sz w:val="20"/>
+                <w:szCs w:val="20"/>
+              </w:rPr>
+              <w:t xml:space="preserve">    Challenge: </w:t>
+            </w:r>
+            <w:r>
+              <w:rPr>
+                <w:rFonts w:ascii="Arial" w:cs="Arial" w:eastAsia="Arial" w:hAnsi="Arial"/>
+                <w:b w:val="false"/>
+                <w:bCs w:val="false"/>
+                <w:i w:val="false"/>
+                <w:iCs w:val="false"/>
+                <w:color w:val="000000"/>
+                <w:sz w:val="20"/>
+                <w:szCs w:val="20"/>
+              </w:rPr>
+              <w:t xml:space="preserve">Weather Advisor: Suggest clothing based on temperature/conditions</w:t>
             </w:r>
             <w:r>
               <w:rPr>
@@ -882,6 +1181,134 @@
                 <w:sz w:val="20"/>
                 <w:szCs w:val="20"/>
               </w:rPr>
+              <w:t xml:space="preserve">→ Teacher circulates — offer hints, check for understanding.</w:t>
+            </w:r>
+          </w:p>
+        </w:tc>
+      </w:tr>
+      <w:tr>
+        <w:tc>
+          <w:tcPr>
+            <w:tcW w:type="dxa" w:w="1800"/>
+            <w:tcBorders>
+              <w:top w:val="single" w:color="CCCCCC" w:sz="1"/>
+              <w:left w:val="single" w:color="CCCCCC" w:sz="1"/>
+              <w:bottom w:val="single" w:color="CCCCCC" w:sz="1"/>
+              <w:right w:val="single" w:color="CCCCCC" w:sz="1"/>
+            </w:tcBorders>
+            <w:tcMar>
+              <w:top w:type="dxa" w:w="80"/>
+              <w:left w:type="dxa" w:w="120"/>
+              <w:bottom w:type="dxa" w:w="80"/>
+              <w:right w:type="dxa" w:w="120"/>
+            </w:tcMar>
+          </w:tcPr>
+          <w:p>
+            <w:r>
+              <w:rPr>
+                <w:rFonts w:ascii="Arial" w:cs="Arial" w:eastAsia="Arial" w:hAnsi="Arial"/>
+                <w:b/>
+                <w:bCs/>
+                <w:sz w:val="20"/>
+                <w:szCs w:val="20"/>
+              </w:rPr>
+              <w:t xml:space="preserve">5 min</w:t>
+            </w:r>
+          </w:p>
+        </w:tc>
+        <w:tc>
+          <w:tcPr>
+            <w:tcW w:type="dxa" w:w="7560"/>
+            <w:tcBorders>
+              <w:top w:val="single" w:color="CCCCCC" w:sz="1"/>
+              <w:left w:val="single" w:color="CCCCCC" w:sz="1"/>
+              <w:bottom w:val="single" w:color="CCCCCC" w:sz="1"/>
+              <w:right w:val="single" w:color="CCCCCC" w:sz="1"/>
+            </w:tcBorders>
+            <w:tcMar>
+              <w:top w:type="dxa" w:w="80"/>
+              <w:left w:type="dxa" w:w="120"/>
+              <w:bottom w:type="dxa" w:w="80"/>
+              <w:right w:type="dxa" w:w="120"/>
+            </w:tcMar>
+          </w:tcPr>
+          <w:p>
+            <w:pPr>
+              <w:spacing w:after="80" w:before="80"/>
+            </w:pPr>
+            <w:r>
+              <w:rPr>
+                <w:rFonts w:ascii="Arial" w:cs="Arial" w:eastAsia="Arial" w:hAnsi="Arial"/>
+                <w:b/>
+                <w:bCs/>
+                <w:i w:val="false"/>
+                <w:iCs w:val="false"/>
+                <w:color w:val="000000"/>
+                <w:sz w:val="22"/>
+                <w:szCs w:val="22"/>
+              </w:rPr>
+              <w:t xml:space="preserve">Exit Ticket / Wrap-Up</w:t>
+            </w:r>
+            <w:r>
+              <w:rPr>
+                <w:rFonts w:ascii="Arial" w:cs="Arial" w:eastAsia="Arial" w:hAnsi="Arial"/>
+                <w:sz w:val="20"/>
+                <w:szCs w:val="20"/>
+              </w:rPr>
+              <w:br/>
+              <w:t xml:space="preserve"/>
+            </w:r>
+            <w:r>
+              <w:rPr>
+                <w:rFonts w:ascii="Arial" w:cs="Arial" w:eastAsia="Arial" w:hAnsi="Arial"/>
+                <w:sz w:val="20"/>
+                <w:szCs w:val="20"/>
+              </w:rPr>
+              <w:br/>
+              <w:t xml:space="preserve"/>
+            </w:r>
+            <w:r>
+              <w:rPr>
+                <w:rFonts w:ascii="Arial" w:cs="Arial" w:eastAsia="Arial" w:hAnsi="Arial"/>
+                <w:b w:val="false"/>
+                <w:bCs w:val="false"/>
+                <w:i w:val="false"/>
+                <w:iCs w:val="false"/>
+                <w:color w:val="000000"/>
+                <w:sz w:val="20"/>
+                <w:szCs w:val="20"/>
+              </w:rPr>
+              <w:t xml:space="preserve">What is one important thing you learned about Mini-Project Work Day today? How would you explain it to someone?</w:t>
+            </w:r>
+            <w:r>
+              <w:rPr>
+                <w:rFonts w:ascii="Arial" w:cs="Arial" w:eastAsia="Arial" w:hAnsi="Arial"/>
+                <w:sz w:val="20"/>
+                <w:szCs w:val="20"/>
+              </w:rPr>
+              <w:br/>
+              <w:t xml:space="preserve"/>
+            </w:r>
+            <w:r>
+              <w:rPr>
+                <w:rFonts w:ascii="Arial" w:cs="Arial" w:eastAsia="Arial" w:hAnsi="Arial"/>
+                <w:sz w:val="20"/>
+                <w:szCs w:val="20"/>
+              </w:rPr>
+              <w:br/>
+              <w:t xml:space="preserve"/>
+            </w:r>
+            <w:r>
+              <w:rPr>
+                <w:rFonts w:ascii="Arial" w:cs="Arial" w:eastAsia="Arial" w:hAnsi="Arial"/>
+                <w:b w:val="false"/>
+                <w:bCs w:val="false"/>
+                <w:i/>
+                <w:iCs/>
+                <w:color w:val="555555"/>
+                <w:sz w:val="20"/>
+                <w:szCs w:val="20"/>
+              </w:rPr>
               <w:t xml:space="preserve">→ 3–2–1: Name 3 things learned, 2 new vocab words, 1 question you still have.</w:t>
             </w:r>
           </w:p>
@@ -891,6 +1318,188 @@
     <w:p>
       <w:pPr>
         <w:spacing w:after="200"/>
+      </w:pPr>
+    </w:p>
+    <w:p>
+      <w:pPr>
+        <w:pBdr>
+          <w:bottom w:val="single" w:color="2B5797" w:sz="4" w:space="4"/>
+        </w:pBdr>
+        <w:spacing w:after="100" w:before="120"/>
+      </w:pPr>
+      <w:r>
+        <w:rPr>
+          <w:rFonts w:ascii="Arial" w:cs="Arial" w:eastAsia="Arial" w:hAnsi="Arial"/>
+          <w:b/>
+          <w:bCs/>
+          <w:color w:val="2B5797"/>
+          <w:sz w:val="24"/>
+          <w:szCs w:val="24"/>
+        </w:rPr>
+        <w:t xml:space="preserve">Key Concepts</w:t>
+      </w:r>
+    </w:p>
+    <w:p>
+      <w:pPr>
+        <w:spacing w:after="60"/>
+      </w:pPr>
+      <w:r>
+        <w:rPr>
+          <w:rFonts w:ascii="Arial" w:cs="Arial" w:eastAsia="Arial" w:hAnsi="Arial"/>
+          <w:sz w:val="20"/>
+          <w:szCs w:val="20"/>
+        </w:rPr>
+        <w:t xml:space="preserve">Today you'll create your own program that demonstrates mastery of conditionals. You have flexibility in topic—choose something that interests you!</w:t>
+      </w:r>
+    </w:p>
+    <w:p>
+      <w:pPr>
+        <w:spacing w:after="60"/>
+      </w:pPr>
+      <w:r>
+        <w:rPr>
+          <w:rFonts w:ascii="Arial" w:cs="Arial" w:eastAsia="Arial" w:hAnsi="Arial"/>
+          <w:sz w:val="20"/>
+          <w:szCs w:val="20"/>
+        </w:rPr>
+        <w:t xml:space="preserve">By completing this project, you demonstrate:</w:t>
+      </w:r>
+    </w:p>
+    <w:p>
+      <w:pPr>
+        <w:spacing w:after="60"/>
+        <w:ind w:left="360"/>
+      </w:pPr>
+      <w:r>
+        <w:rPr>
+          <w:rFonts w:ascii="Arial" w:cs="Arial" w:eastAsia="Arial" w:hAnsi="Arial"/>
+          <w:sz w:val="20"/>
+          <w:szCs w:val="20"/>
+        </w:rPr>
+        <w:t xml:space="preserve">• </w:t>
+      </w:r>
+      <w:r>
+        <w:rPr>
+          <w:rFonts w:ascii="Arial" w:cs="Arial" w:eastAsia="Arial" w:hAnsi="Arial"/>
+          <w:sz w:val="20"/>
+          <w:szCs w:val="20"/>
+        </w:rPr>
+        <w:t xml:space="preserve">[ ] Understanding of conditional logic</w:t>
+      </w:r>
+    </w:p>
+    <w:p>
+      <w:pPr>
+        <w:spacing w:after="60"/>
+        <w:ind w:left="360"/>
+      </w:pPr>
+      <w:r>
+        <w:rPr>
+          <w:rFonts w:ascii="Arial" w:cs="Arial" w:eastAsia="Arial" w:hAnsi="Arial"/>
+          <w:sz w:val="20"/>
+          <w:szCs w:val="20"/>
+        </w:rPr>
+        <w:t xml:space="preserve">• </w:t>
+      </w:r>
+      <w:r>
+        <w:rPr>
+          <w:rFonts w:ascii="Arial" w:cs="Arial" w:eastAsia="Arial" w:hAnsi="Arial"/>
+          <w:sz w:val="20"/>
+          <w:szCs w:val="20"/>
+        </w:rPr>
+        <w:t xml:space="preserve">[ ] Ability to plan program structure</w:t>
+      </w:r>
+    </w:p>
+    <w:p>
+      <w:pPr>
+        <w:spacing w:after="60"/>
+        <w:ind w:left="360"/>
+      </w:pPr>
+      <w:r>
+        <w:rPr>
+          <w:rFonts w:ascii="Arial" w:cs="Arial" w:eastAsia="Arial" w:hAnsi="Arial"/>
+          <w:sz w:val="20"/>
+          <w:szCs w:val="20"/>
+        </w:rPr>
+        <w:t xml:space="preserve">• </w:t>
+      </w:r>
+      <w:r>
+        <w:rPr>
+          <w:rFonts w:ascii="Arial" w:cs="Arial" w:eastAsia="Arial" w:hAnsi="Arial"/>
+          <w:sz w:val="20"/>
+          <w:szCs w:val="20"/>
+        </w:rPr>
+        <w:t xml:space="preserve">[ ] Input/output handling</w:t>
+      </w:r>
+    </w:p>
+    <w:p>
+      <w:pPr>
+        <w:spacing w:after="60"/>
+        <w:ind w:left="360"/>
+      </w:pPr>
+      <w:r>
+        <w:rPr>
+          <w:rFonts w:ascii="Arial" w:cs="Arial" w:eastAsia="Arial" w:hAnsi="Arial"/>
+          <w:sz w:val="20"/>
+          <w:szCs w:val="20"/>
+        </w:rPr>
+        <w:t xml:space="preserve">• </w:t>
+      </w:r>
+      <w:r>
+        <w:rPr>
+          <w:rFonts w:ascii="Arial" w:cs="Arial" w:eastAsia="Arial" w:hAnsi="Arial"/>
+          <w:sz w:val="20"/>
+          <w:szCs w:val="20"/>
+        </w:rPr>
+        <w:t xml:space="preserve">[ ] Error handling</w:t>
+      </w:r>
+    </w:p>
+    <w:p>
+      <w:pPr>
+        <w:spacing w:after="60"/>
+        <w:ind w:left="360"/>
+      </w:pPr>
+      <w:r>
+        <w:rPr>
+          <w:rFonts w:ascii="Arial" w:cs="Arial" w:eastAsia="Arial" w:hAnsi="Arial"/>
+          <w:sz w:val="20"/>
+          <w:szCs w:val="20"/>
+        </w:rPr>
+        <w:t xml:space="preserve">• </w:t>
+      </w:r>
+      <w:r>
+        <w:rPr>
+          <w:rFonts w:ascii="Arial" w:cs="Arial" w:eastAsia="Arial" w:hAnsi="Arial"/>
+          <w:sz w:val="20"/>
+          <w:szCs w:val="20"/>
+        </w:rPr>
+        <w:t xml:space="preserve">[ ] Code organization and clarity</w:t>
+      </w:r>
+    </w:p>
+    <w:p>
+      <w:pPr>
+        <w:spacing w:after="60"/>
+        <w:ind w:left="360"/>
+      </w:pPr>
+      <w:r>
+        <w:rPr>
+          <w:rFonts w:ascii="Arial" w:cs="Arial" w:eastAsia="Arial" w:hAnsi="Arial"/>
+          <w:sz w:val="20"/>
+          <w:szCs w:val="20"/>
+        </w:rPr>
+        <w:t xml:space="preserve">• </w:t>
+      </w:r>
+      <w:r>
+        <w:rPr>
+          <w:rFonts w:ascii="Arial" w:cs="Arial" w:eastAsia="Arial" w:hAnsi="Arial"/>
+          <w:sz w:val="20"/>
+          <w:szCs w:val="20"/>
+        </w:rPr>
+        <w:t xml:space="preserve">[ ] Independent problem-solving</w:t>
+      </w:r>
+    </w:p>
+    <w:p>
+      <w:pPr>
+        <w:spacing w:after="160"/>
       </w:pPr>
     </w:p>
     <w:p>
@@ -1959,6 +2568,508 @@
       <w:pPr>
         <w:spacing w:after="120"/>
       </w:pPr>
+    </w:p>
+    <w:p>
+      <w:pPr>
+        <w:pBdr>
+          <w:bottom w:val="single" w:color="2B5797" w:sz="4" w:space="4"/>
+        </w:pBdr>
+        <w:spacing w:after="100" w:before="120"/>
+      </w:pPr>
+      <w:r>
+        <w:rPr>
+          <w:rFonts w:ascii="Arial" w:cs="Arial" w:eastAsia="Arial" w:hAnsi="Arial"/>
+          <w:b/>
+          <w:bCs/>
+          <w:color w:val="2B5797"/>
+          <w:sz w:val="24"/>
+          <w:szCs w:val="24"/>
+        </w:rPr>
+        <w:t xml:space="preserve">Guided Practice</w:t>
+      </w:r>
+    </w:p>
+    <w:p>
+      <w:pPr>
+        <w:spacing w:after="60"/>
+      </w:pPr>
+      <w:r>
+        <w:rPr>
+          <w:rFonts w:ascii="Arial" w:cs="Arial" w:eastAsia="Arial" w:hAnsi="Arial"/>
+          <w:sz w:val="20"/>
+          <w:szCs w:val="20"/>
+        </w:rPr>
+        <w:t xml:space="preserve">Your project must include:</w:t>
+      </w:r>
+    </w:p>
+    <w:p>
+      <w:pPr>
+        <w:spacing w:after="60"/>
+      </w:pPr>
+      <w:r>
+        <w:rPr>
+          <w:rFonts w:ascii="Arial" w:cs="Arial" w:eastAsia="Arial" w:hAnsi="Arial"/>
+          <w:sz w:val="20"/>
+          <w:szCs w:val="20"/>
+        </w:rPr>
+        <w:t xml:space="preserve">Core Requirements:</w:t>
+      </w:r>
+    </w:p>
+    <w:p>
+      <w:pPr>
+        <w:spacing w:after="60"/>
+      </w:pPr>
+      <w:r>
+        <w:rPr>
+          <w:rFonts w:ascii="Arial" w:cs="Arial" w:eastAsia="Arial" w:hAnsi="Arial"/>
+          <w:sz w:val="20"/>
+          <w:szCs w:val="20"/>
+        </w:rPr>
+        <w:t xml:space="preserve">- [ ] At least 3 inputs from user</w:t>
+      </w:r>
+    </w:p>
+    <w:p>
+      <w:pPr>
+        <w:spacing w:after="60"/>
+      </w:pPr>
+      <w:r>
+        <w:rPr>
+          <w:rFonts w:ascii="Arial" w:cs="Arial" w:eastAsia="Arial" w:hAnsi="Arial"/>
+          <w:sz w:val="20"/>
+          <w:szCs w:val="20"/>
+        </w:rPr>
+        <w:t xml:space="preserve">- [ ] At least 5 decision branches (if/elif/else)</w:t>
+      </w:r>
+    </w:p>
+    <w:p>
+      <w:pPr>
+        <w:spacing w:after="60"/>
+      </w:pPr>
+      <w:r>
+        <w:rPr>
+          <w:rFonts w:ascii="Arial" w:cs="Arial" w:eastAsia="Arial" w:hAnsi="Arial"/>
+          <w:sz w:val="20"/>
+          <w:szCs w:val="20"/>
+        </w:rPr>
+        <w:t xml:space="preserve">- [ ] At least 1 nested conditional</w:t>
+      </w:r>
+    </w:p>
+    <w:p>
+      <w:pPr>
+        <w:spacing w:after="60"/>
+      </w:pPr>
+      <w:r>
+        <w:rPr>
+          <w:rFonts w:ascii="Arial" w:cs="Arial" w:eastAsia="Arial" w:hAnsi="Arial"/>
+          <w:sz w:val="20"/>
+          <w:szCs w:val="20"/>
+        </w:rPr>
+        <w:t xml:space="preserve">- [ ] At least 1 logical operator (and/or/not)</w:t>
+      </w:r>
+    </w:p>
+    <w:p>
+      <w:pPr>
+        <w:spacing w:after="60"/>
+      </w:pPr>
+      <w:r>
+        <w:rPr>
+          <w:rFonts w:ascii="Arial" w:cs="Arial" w:eastAsia="Arial" w:hAnsi="Arial"/>
+          <w:sz w:val="20"/>
+          <w:szCs w:val="20"/>
+        </w:rPr>
+        <w:t xml:space="preserve">- [ ] Input validation or error handling</w:t>
+      </w:r>
+    </w:p>
+    <w:p>
+      <w:pPr>
+        <w:spacing w:after="60"/>
+      </w:pPr>
+      <w:r>
+        <w:rPr>
+          <w:rFonts w:ascii="Arial" w:cs="Arial" w:eastAsia="Arial" w:hAnsi="Arial"/>
+          <w:sz w:val="20"/>
+          <w:szCs w:val="20"/>
+        </w:rPr>
+        <w:t xml:space="preserve">- [ ] Clear, formatted output</w:t>
+      </w:r>
+    </w:p>
+    <w:p>
+      <w:pPr>
+        <w:spacing w:after="60"/>
+      </w:pPr>
+      <w:r>
+        <w:rPr>
+          <w:rFonts w:ascii="Arial" w:cs="Arial" w:eastAsia="Arial" w:hAnsi="Arial"/>
+          <w:sz w:val="20"/>
+          <w:szCs w:val="20"/>
+        </w:rPr>
+        <w:t xml:space="preserve">- [ ] At least 5 comments explaining logic</w:t>
+      </w:r>
+    </w:p>
+    <w:p>
+      <w:pPr>
+        <w:spacing w:after="60"/>
+      </w:pPr>
+      <w:r>
+        <w:rPr>
+          <w:rFonts w:ascii="Arial" w:cs="Arial" w:eastAsia="Arial" w:hAnsi="Arial"/>
+          <w:sz w:val="20"/>
+          <w:szCs w:val="20"/>
+        </w:rPr>
+        <w:t xml:space="preserve">- [ ] No syntax errors</w:t>
+      </w:r>
+    </w:p>
+    <w:p>
+      <w:pPr>
+        <w:spacing w:after="60"/>
+      </w:pPr>
+      <w:r>
+        <w:rPr>
+          <w:rFonts w:ascii="Arial" w:cs="Arial" w:eastAsia="Arial" w:hAnsi="Arial"/>
+          <w:sz w:val="20"/>
+          <w:szCs w:val="20"/>
+        </w:rPr>
+        <w:t xml:space="preserve">Code Quality:</w:t>
+      </w:r>
+    </w:p>
+    <w:p>
+      <w:pPr>
+        <w:spacing w:after="60"/>
+      </w:pPr>
+      <w:r>
+        <w:rPr>
+          <w:rFonts w:ascii="Arial" w:cs="Arial" w:eastAsia="Arial" w:hAnsi="Arial"/>
+          <w:sz w:val="20"/>
+          <w:szCs w:val="20"/>
+        </w:rPr>
+        <w:t xml:space="preserve">- [ ] Descriptive variable names</w:t>
+      </w:r>
+    </w:p>
+    <w:p>
+      <w:pPr>
+        <w:spacing w:after="60"/>
+      </w:pPr>
+      <w:r>
+        <w:rPr>
+          <w:rFonts w:ascii="Arial" w:cs="Arial" w:eastAsia="Arial" w:hAnsi="Arial"/>
+          <w:sz w:val="20"/>
+          <w:szCs w:val="20"/>
+        </w:rPr>
+        <w:t xml:space="preserve">- [ ] Consistent indentation</w:t>
+      </w:r>
+    </w:p>
+    <w:p>
+      <w:pPr>
+        <w:spacing w:after="60"/>
+      </w:pPr>
+      <w:r>
+        <w:rPr>
+          <w:rFonts w:ascii="Arial" w:cs="Arial" w:eastAsia="Arial" w:hAnsi="Arial"/>
+          <w:sz w:val="20"/>
+          <w:szCs w:val="20"/>
+        </w:rPr>
+        <w:t xml:space="preserve">- [ ] Readable and organized</w:t>
+      </w:r>
+    </w:p>
+    <w:p>
+      <w:pPr>
+        <w:spacing w:after="60"/>
+      </w:pPr>
+      <w:r>
+        <w:rPr>
+          <w:rFonts w:ascii="Arial" w:cs="Arial" w:eastAsia="Arial" w:hAnsi="Arial"/>
+          <w:sz w:val="20"/>
+          <w:szCs w:val="20"/>
+        </w:rPr>
+        <w:t xml:space="preserve">- [ ] Functions used (optional but encouraged)</w:t>
+      </w:r>
+    </w:p>
+    <w:p>
+      <w:pPr>
+        <w:spacing w:after="60"/>
+      </w:pPr>
+      <w:r>
+        <w:rPr>
+          <w:rFonts w:ascii="Arial" w:cs="Arial" w:eastAsia="Arial" w:hAnsi="Arial"/>
+          <w:sz w:val="20"/>
+          <w:szCs w:val="20"/>
+        </w:rPr>
+        <w:t xml:space="preserve">1. Enhanced Rock-Paper-Scissors: Multiple rounds, scoring, different strategies</w:t>
+      </w:r>
+    </w:p>
+    <w:p>
+      <w:pPr>
+        <w:spacing w:after="60"/>
+      </w:pPr>
+      <w:r>
+        <w:rPr>
+          <w:rFonts w:ascii="Arial" w:cs="Arial" w:eastAsia="Arial" w:hAnsi="Arial"/>
+          <w:sz w:val="20"/>
+          <w:szCs w:val="20"/>
+        </w:rPr>
+        <w:t xml:space="preserve">2. Dice Roller Game: Roll dice, bet, determine winner</w:t>
+      </w:r>
+    </w:p>
+    <w:p>
+      <w:pPr>
+        <w:spacing w:after="60"/>
+      </w:pPr>
+      <w:r>
+        <w:rPr>
+          <w:rFonts w:ascii="Arial" w:cs="Arial" w:eastAsia="Arial" w:hAnsi="Arial"/>
+          <w:sz w:val="20"/>
+          <w:szCs w:val="20"/>
+        </w:rPr>
+        <w:t xml:space="preserve">3. Quiz Game: Ask questions, score answers, provide feedback</w:t>
+      </w:r>
+    </w:p>
+    <w:p>
+      <w:pPr>
+        <w:spacing w:after="60"/>
+      </w:pPr>
+      <w:r>
+        <w:rPr>
+          <w:rFonts w:ascii="Arial" w:cs="Arial" w:eastAsia="Arial" w:hAnsi="Arial"/>
+          <w:sz w:val="20"/>
+          <w:szCs w:val="20"/>
+        </w:rPr>
+        <w:t xml:space="preserve">4. Card Game (simplified): Deal cards, determine winner</w:t>
+      </w:r>
+    </w:p>
+    <w:p>
+      <w:pPr>
+        <w:spacing w:after="60"/>
+      </w:pPr>
+      <w:r>
+        <w:rPr>
+          <w:rFonts w:ascii="Arial" w:cs="Arial" w:eastAsia="Arial" w:hAnsi="Arial"/>
+          <w:sz w:val="20"/>
+          <w:szCs w:val="20"/>
+        </w:rPr>
+        <w:t xml:space="preserve">5. Coin Flip Game: Heads/tails with betting</w:t>
+      </w:r>
+    </w:p>
+    <w:p>
+      <w:pPr>
+        <w:spacing w:after="60"/>
+      </w:pPr>
+      <w:r>
+        <w:rPr>
+          <w:rFonts w:ascii="Arial" w:cs="Arial" w:eastAsia="Arial" w:hAnsi="Arial"/>
+          <w:sz w:val="20"/>
+          <w:szCs w:val="20"/>
+        </w:rPr>
+        <w:t xml:space="preserve">1. Grade Calculator: Accept grades, calculate GPA and letter grade with details</w:t>
+      </w:r>
+    </w:p>
+    <w:p>
+      <w:pPr>
+        <w:spacing w:after="60"/>
+      </w:pPr>
+      <w:r>
+        <w:rPr>
+          <w:rFonts w:ascii="Arial" w:cs="Arial" w:eastAsia="Arial" w:hAnsi="Arial"/>
+          <w:sz w:val="20"/>
+          <w:szCs w:val="20"/>
+        </w:rPr>
+        <w:t xml:space="preserve">2. Loan Calculator: Determine if loan is approved based on criteria</w:t>
+      </w:r>
+    </w:p>
+    <w:p>
+      <w:pPr>
+        <w:spacing w:after="60"/>
+      </w:pPr>
+      <w:r>
+        <w:rPr>
+          <w:rFonts w:ascii="Arial" w:cs="Arial" w:eastAsia="Arial" w:hAnsi="Arial"/>
+          <w:sz w:val="20"/>
+          <w:szCs w:val="20"/>
+        </w:rPr>
+        <w:t xml:space="preserve">3. Schedule Planner: Ask for tasks and priorities, organize output</w:t>
+      </w:r>
+    </w:p>
+    <w:p>
+      <w:pPr>
+        <w:spacing w:after="60"/>
+      </w:pPr>
+      <w:r>
+        <w:rPr>
+          <w:rFonts w:ascii="Arial" w:cs="Arial" w:eastAsia="Arial" w:hAnsi="Arial"/>
+          <w:sz w:val="20"/>
+          <w:szCs w:val="20"/>
+        </w:rPr>
+        <w:t xml:space="preserve">4. Expense Tracker: Categorize spending and provide feedback</w:t>
+      </w:r>
+    </w:p>
+    <w:p>
+      <w:pPr>
+        <w:spacing w:after="60"/>
+      </w:pPr>
+      <w:r>
+        <w:rPr>
+          <w:rFonts w:ascii="Arial" w:cs="Arial" w:eastAsia="Arial" w:hAnsi="Arial"/>
+          <w:sz w:val="20"/>
+          <w:szCs w:val="20"/>
+        </w:rPr>
+        <w:t xml:space="preserve">5. Appointment Scheduler: Book appointments with conflict checking</w:t>
+      </w:r>
+    </w:p>
+    <w:p>
+      <w:pPr>
+        <w:spacing w:after="60"/>
+      </w:pPr>
+      <w:r>
+        <w:rPr>
+          <w:rFonts w:ascii="Arial" w:cs="Arial" w:eastAsia="Arial" w:hAnsi="Arial"/>
+          <w:sz w:val="20"/>
+          <w:szCs w:val="20"/>
+        </w:rPr>
+        <w:t xml:space="preserve">1. Career Recommendation: Ask about skills, recommend careers</w:t>
+      </w:r>
+    </w:p>
+    <w:p>
+      <w:pPr>
+        <w:spacing w:after="60"/>
+      </w:pPr>
+      <w:r>
+        <w:rPr>
+          <w:rFonts w:ascii="Arial" w:cs="Arial" w:eastAsia="Arial" w:hAnsi="Arial"/>
+          <w:sz w:val="20"/>
+          <w:szCs w:val="20"/>
+        </w:rPr>
+        <w:t xml:space="preserve">2. Movie Recommender: Ask about preferences, recommend movies</w:t>
+      </w:r>
+    </w:p>
+    <w:p>
+      <w:pPr>
+        <w:spacing w:after="60"/>
+      </w:pPr>
+      <w:r>
+        <w:rPr>
+          <w:rFonts w:ascii="Arial" w:cs="Arial" w:eastAsia="Arial" w:hAnsi="Arial"/>
+          <w:sz w:val="20"/>
+          <w:szCs w:val="20"/>
+        </w:rPr>
+        <w:t xml:space="preserve">3. Restaurant Selector: Based on budget/cuisine, recommend options</w:t>
+      </w:r>
+    </w:p>
+    <w:p>
+      <w:pPr>
+        <w:spacing w:after="60"/>
+      </w:pPr>
+      <w:r>
+        <w:rPr>
+          <w:rFonts w:ascii="Arial" w:cs="Arial" w:eastAsia="Arial" w:hAnsi="Arial"/>
+          <w:sz w:val="20"/>
+          <w:szCs w:val="20"/>
+        </w:rPr>
+        <w:t xml:space="preserve">4. College Admission Helper: Check if student meets requirements</w:t>
+      </w:r>
+    </w:p>
+    <w:p>
+      <w:pPr>
+        <w:spacing w:after="60"/>
+      </w:pPr>
+      <w:r>
+        <w:rPr>
+          <w:rFonts w:ascii="Arial" w:cs="Arial" w:eastAsia="Arial" w:hAnsi="Arial"/>
+          <w:sz w:val="20"/>
+          <w:szCs w:val="20"/>
+        </w:rPr>
+        <w:t xml:space="preserve">5. Shopping Cart Discount Calculator: Apply discounts based on amount/items</w:t>
+      </w:r>
+    </w:p>
+    <w:p>
+      <w:pPr>
+        <w:spacing w:after="160"/>
+      </w:pPr>
+    </w:p>
+    <w:p>
+      <w:pPr>
+        <w:pBdr>
+          <w:bottom w:val="single" w:color="2B5797" w:sz="4" w:space="4"/>
+        </w:pBdr>
+        <w:spacing w:after="100" w:before="120"/>
+      </w:pPr>
+      <w:r>
+        <w:rPr>
+          <w:rFonts w:ascii="Arial" w:cs="Arial" w:eastAsia="Arial" w:hAnsi="Arial"/>
+          <w:b/>
+          <w:bCs/>
+          <w:color w:val="2B5797"/>
+          <w:sz w:val="24"/>
+          <w:szCs w:val="24"/>
+        </w:rPr>
+        <w:t xml:space="preserve">Practice Problems</w:t>
+      </w:r>
+    </w:p>
+    <w:p>
+      <w:pPr>
+        <w:spacing w:after="80"/>
+      </w:pPr>
+      <w:r>
+        <w:rPr>
+          <w:rFonts w:ascii="Arial" w:cs="Arial" w:eastAsia="Arial" w:hAnsi="Arial"/>
+          <w:b/>
+          <w:bCs/>
+          <w:sz w:val="20"/>
+          <w:szCs w:val="20"/>
+        </w:rPr>
+        <w:t xml:space="preserve">Problem 1: </w:t>
+      </w:r>
+      <w:r>
+        <w:rPr>
+          <w:rFonts w:ascii="Arial" w:cs="Arial" w:eastAsia="Arial" w:hAnsi="Arial"/>
+          <w:sz w:val="20"/>
+          <w:szCs w:val="20"/>
+        </w:rPr>
+        <w:t xml:space="preserve">Triangle Validator: Determine if sides form valid triangle, classify type</w:t>
+      </w:r>
+    </w:p>
+    <w:p>
+      <w:pPr>
+        <w:spacing w:after="80"/>
+      </w:pPr>
+      <w:r>
+        <w:rPr>
+          <w:rFonts w:ascii="Arial" w:cs="Arial" w:eastAsia="Arial" w:hAnsi="Arial"/>
+          <w:b/>
+          <w:bCs/>
+          <w:sz w:val="20"/>
+          <w:szCs w:val="20"/>
+        </w:rPr>
+        <w:t xml:space="preserve">Problem 2: </w:t>
+      </w:r>
+      <w:r>
+        <w:rPr>
+          <w:rFonts w:ascii="Arial" w:cs="Arial" w:eastAsia="Arial" w:hAnsi="Arial"/>
+          <w:sz w:val="20"/>
+          <w:szCs w:val="20"/>
+        </w:rPr>
+        <w:t xml:space="preserve">Number Analyzer: Check if prime, perfect, abundant, etc.</w:t>
+      </w:r>
+    </w:p>
+    <w:p>
+      <w:pPr>
+        <w:spacing w:after="80"/>
+      </w:pPr>
+      <w:r>
+        <w:rPr>
+          <w:rFonts w:ascii="Arial" w:cs="Arial" w:eastAsia="Arial" w:hAnsi="Arial"/>
+          <w:b/>
+          <w:bCs/>
+          <w:sz w:val="20"/>
+          <w:szCs w:val="20"/>
+        </w:rPr>
+        <w:t xml:space="preserve">Problem 3: </w:t>
+      </w:r>
+      <w:r>
+        <w:rPr>
+          <w:rFonts w:ascii="Arial" w:cs="Arial" w:eastAsia="Arial" w:hAnsi="Arial"/>
+          <w:sz w:val="20"/>
+          <w:szCs w:val="20"/>
+        </w:rPr>
+        <w:t xml:space="preserve">Weather Advisor: Suggest clothing based on temperature/conditions</w:t>
+      </w:r>
     </w:p>
     <w:p>
       <w:pPr>

--- a/Coding 1 - year/Unit 3 - Conditionals/Daily Lesson Plans/Word/Day 64.docx
+++ b/Coding 1 - year/Unit 3 - Conditionals/Daily Lesson Plans/Word/Day 64.docx
@@ -324,13 +324,6 @@
               </w:rPr>
               <w:br/>
               <w:t xml:space="preserve"/>
-            </w:r>
-            <w:r>
-              <w:rPr>
-                <w:rFonts w:ascii="Arial" w:cs="Arial" w:eastAsia="Arial" w:hAnsi="Arial"/>
-                <w:sz w:val="20"/>
-                <w:szCs w:val="20"/>
-              </w:rPr>
               <w:br/>
               <w:t xml:space="preserve"/>
             </w:r>
@@ -380,23 +373,16 @@
                 <w:sz w:val="20"/>
                 <w:szCs w:val="20"/>
               </w:rPr>
-              <w:t xml:space="preserve">    Think about Mini-Project Work Day. Where might you use this in a real project, and why would it matter?</w:t>
-            </w:r>
-            <w:r>
-              <w:rPr>
-                <w:rFonts w:ascii="Arial" w:cs="Arial" w:eastAsia="Arial" w:hAnsi="Arial"/>
-                <w:sz w:val="20"/>
-                <w:szCs w:val="20"/>
-              </w:rPr>
-              <w:br/>
-              <w:t xml:space="preserve"/>
-            </w:r>
-            <w:r>
-              <w:rPr>
-                <w:rFonts w:ascii="Arial" w:cs="Arial" w:eastAsia="Arial" w:hAnsi="Arial"/>
-                <w:sz w:val="20"/>
-                <w:szCs w:val="20"/>
-              </w:rPr>
+              <w:t xml:space="preserve">    Think about the project you’re building today. What conditional concepts (if/elif/else, nested conditionals, logical operators) do you plan to use, and why?</w:t>
+            </w:r>
+            <w:r>
+              <w:rPr>
+                <w:rFonts w:ascii="Arial" w:cs="Arial" w:eastAsia="Arial" w:hAnsi="Arial"/>
+                <w:sz w:val="20"/>
+                <w:szCs w:val="20"/>
+              </w:rPr>
+              <w:br/>
+              <w:t xml:space="preserve"/>
               <w:br/>
               <w:t xml:space="preserve"/>
             </w:r>
@@ -522,13 +508,6 @@
               </w:rPr>
               <w:br/>
               <w:t xml:space="preserve"/>
-            </w:r>
-            <w:r>
-              <w:rPr>
-                <w:rFonts w:ascii="Arial" w:cs="Arial" w:eastAsia="Arial" w:hAnsi="Arial"/>
-                <w:sz w:val="20"/>
-                <w:szCs w:val="20"/>
-              </w:rPr>
               <w:br/>
               <w:t xml:space="preserve"/>
             </w:r>
@@ -566,13 +545,6 @@
               </w:rPr>
               <w:br/>
               <w:t xml:space="preserve"/>
-            </w:r>
-            <w:r>
-              <w:rPr>
-                <w:rFonts w:ascii="Arial" w:cs="Arial" w:eastAsia="Arial" w:hAnsi="Arial"/>
-                <w:sz w:val="20"/>
-                <w:szCs w:val="20"/>
-              </w:rPr>
               <w:br/>
               <w:t xml:space="preserve"/>
             </w:r>
@@ -619,13 +591,6 @@
               </w:rPr>
               <w:br/>
               <w:t xml:space="preserve"/>
-            </w:r>
-            <w:r>
-              <w:rPr>
-                <w:rFonts w:ascii="Arial" w:cs="Arial" w:eastAsia="Arial" w:hAnsi="Arial"/>
-                <w:sz w:val="20"/>
-                <w:szCs w:val="20"/>
-              </w:rPr>
               <w:br/>
               <w:t xml:space="preserve"/>
             </w:r>
@@ -782,13 +747,6 @@
               </w:rPr>
               <w:br/>
               <w:t xml:space="preserve"/>
-            </w:r>
-            <w:r>
-              <w:rPr>
-                <w:rFonts w:ascii="Arial" w:cs="Arial" w:eastAsia="Arial" w:hAnsi="Arial"/>
-                <w:sz w:val="20"/>
-                <w:szCs w:val="20"/>
-              </w:rPr>
               <w:br/>
               <w:t xml:space="preserve"/>
             </w:r>
@@ -927,13 +885,6 @@
               </w:rPr>
               <w:br/>
               <w:t xml:space="preserve"/>
-            </w:r>
-            <w:r>
-              <w:rPr>
-                <w:rFonts w:ascii="Arial" w:cs="Arial" w:eastAsia="Arial" w:hAnsi="Arial"/>
-                <w:sz w:val="20"/>
-                <w:szCs w:val="20"/>
-              </w:rPr>
               <w:br/>
               <w:t xml:space="preserve"/>
             </w:r>
@@ -958,13 +909,6 @@
               </w:rPr>
               <w:br/>
               <w:t xml:space="preserve"/>
-            </w:r>
-            <w:r>
-              <w:rPr>
-                <w:rFonts w:ascii="Arial" w:cs="Arial" w:eastAsia="Arial" w:hAnsi="Arial"/>
-                <w:sz w:val="20"/>
-                <w:szCs w:val="20"/>
-              </w:rPr>
               <w:br/>
               <w:t xml:space="preserve"/>
             </w:r>
@@ -1160,13 +1104,6 @@
               </w:rPr>
               <w:br/>
               <w:t xml:space="preserve"/>
-            </w:r>
-            <w:r>
-              <w:rPr>
-                <w:rFonts w:ascii="Arial" w:cs="Arial" w:eastAsia="Arial" w:hAnsi="Arial"/>
-                <w:sz w:val="20"/>
-                <w:szCs w:val="20"/>
-              </w:rPr>
               <w:br/>
               <w:t xml:space="preserve"/>
             </w:r>
@@ -1257,13 +1194,6 @@
               </w:rPr>
               <w:br/>
               <w:t xml:space="preserve"/>
-            </w:r>
-            <w:r>
-              <w:rPr>
-                <w:rFonts w:ascii="Arial" w:cs="Arial" w:eastAsia="Arial" w:hAnsi="Arial"/>
-                <w:sz w:val="20"/>
-                <w:szCs w:val="20"/>
-              </w:rPr>
               <w:br/>
               <w:t xml:space="preserve"/>
             </w:r>
@@ -1278,23 +1208,16 @@
                 <w:sz w:val="20"/>
                 <w:szCs w:val="20"/>
               </w:rPr>
-              <w:t xml:space="preserve">What is one important thing you learned about Mini-Project Work Day today? How would you explain it to someone?</w:t>
-            </w:r>
-            <w:r>
-              <w:rPr>
-                <w:rFonts w:ascii="Arial" w:cs="Arial" w:eastAsia="Arial" w:hAnsi="Arial"/>
-                <w:sz w:val="20"/>
-                <w:szCs w:val="20"/>
-              </w:rPr>
-              <w:br/>
-              <w:t xml:space="preserve"/>
-            </w:r>
-            <w:r>
-              <w:rPr>
-                <w:rFonts w:ascii="Arial" w:cs="Arial" w:eastAsia="Arial" w:hAnsi="Arial"/>
-                <w:sz w:val="20"/>
-                <w:szCs w:val="20"/>
-              </w:rPr>
+              <w:t xml:space="preserve">What was the trickiest part of building your project today? How did you work through it?</w:t>
+            </w:r>
+            <w:r>
+              <w:rPr>
+                <w:rFonts w:ascii="Arial" w:cs="Arial" w:eastAsia="Arial" w:hAnsi="Arial"/>
+                <w:sz w:val="20"/>
+                <w:szCs w:val="20"/>
+              </w:rPr>
+              <w:br/>
+              <w:t xml:space="preserve"/>
               <w:br/>
               <w:t xml:space="preserve"/>
             </w:r>
@@ -1376,15 +1299,7 @@
           <w:sz w:val="20"/>
           <w:szCs w:val="20"/>
         </w:rPr>
-        <w:t xml:space="preserve">• </w:t>
-      </w:r>
-      <w:r>
-        <w:rPr>
-          <w:rFonts w:ascii="Arial" w:cs="Arial" w:eastAsia="Arial" w:hAnsi="Arial"/>
-          <w:sz w:val="20"/>
-          <w:szCs w:val="20"/>
-        </w:rPr>
-        <w:t xml:space="preserve">[ ] Understanding of conditional logic</w:t>
+        <w:t>• [ ] Understanding of conditional logic</w:t>
       </w:r>
     </w:p>
     <w:p>
@@ -1398,15 +1313,7 @@
           <w:sz w:val="20"/>
           <w:szCs w:val="20"/>
         </w:rPr>
-        <w:t xml:space="preserve">• </w:t>
-      </w:r>
-      <w:r>
-        <w:rPr>
-          <w:rFonts w:ascii="Arial" w:cs="Arial" w:eastAsia="Arial" w:hAnsi="Arial"/>
-          <w:sz w:val="20"/>
-          <w:szCs w:val="20"/>
-        </w:rPr>
-        <w:t xml:space="preserve">[ ] Ability to plan program structure</w:t>
+        <w:t>• [ ] Ability to plan program structure</w:t>
       </w:r>
     </w:p>
     <w:p>
@@ -1420,15 +1327,7 @@
           <w:sz w:val="20"/>
           <w:szCs w:val="20"/>
         </w:rPr>
-        <w:t xml:space="preserve">• </w:t>
-      </w:r>
-      <w:r>
-        <w:rPr>
-          <w:rFonts w:ascii="Arial" w:cs="Arial" w:eastAsia="Arial" w:hAnsi="Arial"/>
-          <w:sz w:val="20"/>
-          <w:szCs w:val="20"/>
-        </w:rPr>
-        <w:t xml:space="preserve">[ ] Input/output handling</w:t>
+        <w:t>• [ ] Input/output handling</w:t>
       </w:r>
     </w:p>
     <w:p>
@@ -1442,15 +1341,7 @@
           <w:sz w:val="20"/>
           <w:szCs w:val="20"/>
         </w:rPr>
-        <w:t xml:space="preserve">• </w:t>
-      </w:r>
-      <w:r>
-        <w:rPr>
-          <w:rFonts w:ascii="Arial" w:cs="Arial" w:eastAsia="Arial" w:hAnsi="Arial"/>
-          <w:sz w:val="20"/>
-          <w:szCs w:val="20"/>
-        </w:rPr>
-        <w:t xml:space="preserve">[ ] Error handling</w:t>
+        <w:t>• [ ] Error handling</w:t>
       </w:r>
     </w:p>
     <w:p>
@@ -1464,15 +1355,7 @@
           <w:sz w:val="20"/>
           <w:szCs w:val="20"/>
         </w:rPr>
-        <w:t xml:space="preserve">• </w:t>
-      </w:r>
-      <w:r>
-        <w:rPr>
-          <w:rFonts w:ascii="Arial" w:cs="Arial" w:eastAsia="Arial" w:hAnsi="Arial"/>
-          <w:sz w:val="20"/>
-          <w:szCs w:val="20"/>
-        </w:rPr>
-        <w:t xml:space="preserve">[ ] Code organization and clarity</w:t>
+        <w:t>• [ ] Code organization and clarity</w:t>
       </w:r>
     </w:p>
     <w:p>
@@ -1486,15 +1369,7 @@
           <w:sz w:val="20"/>
           <w:szCs w:val="20"/>
         </w:rPr>
-        <w:t xml:space="preserve">• </w:t>
-      </w:r>
-      <w:r>
-        <w:rPr>
-          <w:rFonts w:ascii="Arial" w:cs="Arial" w:eastAsia="Arial" w:hAnsi="Arial"/>
-          <w:sz w:val="20"/>
-          <w:szCs w:val="20"/>
-        </w:rPr>
-        <w:t xml:space="preserve">[ ] Independent problem-solving</w:t>
+        <w:t>• [ ] Independent problem-solving</w:t>
       </w:r>
     </w:p>
     <w:p>
